--- a/14_ACP01/ACP01 - Module 4 - Cloud Technology & Services/ACP01 - Module 4.11.1 to .4 - Other AWS Services - Business Apps & App Integrations - Revision Notes.docx
+++ b/14_ACP01/ACP01 - Module 4 - Cloud Technology & Services/ACP01 - Module 4.11.1 to .4 - Other AWS Services - Business Apps & App Integrations - Revision Notes.docx
@@ -304,6 +304,9 @@
     </w:p>
     <w:p>
       <w:r>
+        <w:rPr>
+          <w:noProof/>
+        </w:rPr>
         <w:lastRenderedPageBreak/>
         <w:drawing>
           <wp:inline distT="0" distB="0" distL="0" distR="0" wp14:anchorId="3ADD764E" wp14:editId="0561103F">
@@ -330,6 +333,135 @@
                     <a:xfrm>
                       <a:off x="0" y="0"/>
                       <a:ext cx="8863330" cy="4652645"/>
+                    </a:xfrm>
+                    <a:prstGeom prst="rect">
+                      <a:avLst/>
+                    </a:prstGeom>
+                  </pic:spPr>
+                </pic:pic>
+              </a:graphicData>
+            </a:graphic>
+          </wp:inline>
+        </w:drawing>
+      </w:r>
+    </w:p>
+    <w:p>
+      <w:r>
+        <w:rPr>
+          <w:noProof/>
+        </w:rPr>
+        <w:lastRenderedPageBreak/>
+        <w:drawing>
+          <wp:inline distT="0" distB="0" distL="0" distR="0" wp14:anchorId="66355851" wp14:editId="278A1928">
+            <wp:extent cx="7213977" cy="5581815"/>
+            <wp:effectExtent l="0" t="0" r="6350" b="0"/>
+            <wp:docPr id="1567641420" name="Picture 1"/>
+            <wp:cNvGraphicFramePr>
+              <a:graphicFrameLocks xmlns:a="http://schemas.openxmlformats.org/drawingml/2006/main" noChangeAspect="1"/>
+            </wp:cNvGraphicFramePr>
+            <a:graphic xmlns:a="http://schemas.openxmlformats.org/drawingml/2006/main">
+              <a:graphicData uri="http://schemas.openxmlformats.org/drawingml/2006/picture">
+                <pic:pic xmlns:pic="http://schemas.openxmlformats.org/drawingml/2006/picture">
+                  <pic:nvPicPr>
+                    <pic:cNvPr id="1567641420" name=""/>
+                    <pic:cNvPicPr/>
+                  </pic:nvPicPr>
+                  <pic:blipFill>
+                    <a:blip r:embed="rId13"/>
+                    <a:stretch>
+                      <a:fillRect/>
+                    </a:stretch>
+                  </pic:blipFill>
+                  <pic:spPr>
+                    <a:xfrm>
+                      <a:off x="0" y="0"/>
+                      <a:ext cx="7235820" cy="5598716"/>
+                    </a:xfrm>
+                    <a:prstGeom prst="rect">
+                      <a:avLst/>
+                    </a:prstGeom>
+                  </pic:spPr>
+                </pic:pic>
+              </a:graphicData>
+            </a:graphic>
+          </wp:inline>
+        </w:drawing>
+      </w:r>
+    </w:p>
+    <w:p>
+      <w:r>
+        <w:rPr>
+          <w:noProof/>
+        </w:rPr>
+        <w:lastRenderedPageBreak/>
+        <w:drawing>
+          <wp:inline distT="0" distB="0" distL="0" distR="0" wp14:anchorId="5D7CC3C9" wp14:editId="62B8684F">
+            <wp:extent cx="8863330" cy="4827905"/>
+            <wp:effectExtent l="0" t="0" r="0" b="0"/>
+            <wp:docPr id="1248577433" name="Picture 1"/>
+            <wp:cNvGraphicFramePr>
+              <a:graphicFrameLocks xmlns:a="http://schemas.openxmlformats.org/drawingml/2006/main" noChangeAspect="1"/>
+            </wp:cNvGraphicFramePr>
+            <a:graphic xmlns:a="http://schemas.openxmlformats.org/drawingml/2006/main">
+              <a:graphicData uri="http://schemas.openxmlformats.org/drawingml/2006/picture">
+                <pic:pic xmlns:pic="http://schemas.openxmlformats.org/drawingml/2006/picture">
+                  <pic:nvPicPr>
+                    <pic:cNvPr id="1248577433" name=""/>
+                    <pic:cNvPicPr/>
+                  </pic:nvPicPr>
+                  <pic:blipFill>
+                    <a:blip r:embed="rId14"/>
+                    <a:stretch>
+                      <a:fillRect/>
+                    </a:stretch>
+                  </pic:blipFill>
+                  <pic:spPr>
+                    <a:xfrm>
+                      <a:off x="0" y="0"/>
+                      <a:ext cx="8863330" cy="4827905"/>
+                    </a:xfrm>
+                    <a:prstGeom prst="rect">
+                      <a:avLst/>
+                    </a:prstGeom>
+                  </pic:spPr>
+                </pic:pic>
+              </a:graphicData>
+            </a:graphic>
+          </wp:inline>
+        </w:drawing>
+      </w:r>
+    </w:p>
+    <w:p>
+      <w:r>
+        <w:rPr>
+          <w:noProof/>
+        </w:rPr>
+        <w:lastRenderedPageBreak/>
+        <w:drawing>
+          <wp:inline distT="0" distB="0" distL="0" distR="0" wp14:anchorId="3EFA302A" wp14:editId="1F16965F">
+            <wp:extent cx="7203882" cy="6012996"/>
+            <wp:effectExtent l="0" t="0" r="0" b="6985"/>
+            <wp:docPr id="216562158" name="Picture 1"/>
+            <wp:cNvGraphicFramePr>
+              <a:graphicFrameLocks xmlns:a="http://schemas.openxmlformats.org/drawingml/2006/main" noChangeAspect="1"/>
+            </wp:cNvGraphicFramePr>
+            <a:graphic xmlns:a="http://schemas.openxmlformats.org/drawingml/2006/main">
+              <a:graphicData uri="http://schemas.openxmlformats.org/drawingml/2006/picture">
+                <pic:pic xmlns:pic="http://schemas.openxmlformats.org/drawingml/2006/picture">
+                  <pic:nvPicPr>
+                    <pic:cNvPr id="216562158" name=""/>
+                    <pic:cNvPicPr/>
+                  </pic:nvPicPr>
+                  <pic:blipFill>
+                    <a:blip r:embed="rId15"/>
+                    <a:stretch>
+                      <a:fillRect/>
+                    </a:stretch>
+                  </pic:blipFill>
+                  <pic:spPr>
+                    <a:xfrm>
+                      <a:off x="0" y="0"/>
+                      <a:ext cx="7211354" cy="6019233"/>
                     </a:xfrm>
                     <a:prstGeom prst="rect">
                       <a:avLst/>
